--- a/testakten/befristungskontrollklage-vogt-stadtwerke/vergleichsentwurf_vogt_stadtwerke.docx
+++ b/testakten/befristungskontrollklage-vogt-stadtwerke/vergleichsentwurf_vogt_stadtwerke.docx
@@ -17,14 +17,9 @@
     </w:p>
     <w:p>
       <w:r>
-        <w:rPr>
-          <w:rFonts w:ascii="Calibri" w:hAnsi="Calibri"/>
-          <w:b w:val="0"/>
-          <w:sz w:val="22"/>
-        </w:rPr>
-        <w:t>Arbeitsgericht Berlin -- Az.: [wird vom Gericht vergeben]</w:t>
+        <w:t>Arbeitsgericht Berlin -- Az.: 28 Ca 1492/26</w:t>
         <w:br/>
-        <w:t>Gütertermin: voraussichtlich [Datum]</w:t>
+        <w:t>Gütertermin: voraussichtlich 21. April 2026</w:t>
         <w:br/>
         <w:t>Parteien: Lena Vogt (Klägerin) ./. Stadtwerke Neukölln GmbH (Beklagte)</w:t>
         <w:br/>
